--- a/thesis/docx/chapter01_introduction.docx
+++ b/thesis/docx/chapter01_introduction.docx
@@ -1871,34 +1871,52 @@
         <w:t xml:space="preserve"> </w:t>
       </w:r>
       <w:r>
-        <w:t xml:space="preserve">the CGRP receptor; mean sensitivity is 0.8983 with a median of 0.932, ranging from 0.639 at COX-2 to</w:t>
-      </w:r>
-      <w:r>
-        <w:t xml:space="preserve"> </w:t>
-      </w:r>
-      <w:r>
-        <w:t xml:space="preserve">0.997 (</w:t>
+        <w:t xml:space="preserve">the CGRP receptor. Sensitivity at the deployed threshold, on actives withheld by scaffold, has a</w:t>
+      </w:r>
+      <w:r>
+        <w:t xml:space="preserve"> </w:t>
+      </w:r>
+      <w:r>
+        <w:t xml:space="preserve">mean of 0.7638 and a median of 0.8350, ranging from 0.303 at GABA-A to 0.993 at the CGRP receptor,</w:t>
+      </w:r>
+      <w:r>
+        <w:t xml:space="preserve"> </w:t>
+      </w:r>
+      <w:r>
+        <w:t xml:space="preserve">with six of the 47 firing for fewer than half their own held-out actives</w:t>
+      </w:r>
+      <w:r>
+        <w:t xml:space="preserve"> </w:t>
+      </w:r>
+      <w:r>
+        <w:t xml:space="preserve">(</w:t>
       </w:r>
       <w:r>
         <w:rPr>
           <w:rStyle w:val="VerbatimChar"/>
         </w:rPr>
-        <w:t xml:space="preserve">submission_package/07_MODELS/binder_panel_registry.json</w:t>
-      </w:r>
-      <w:r>
-        <w:t xml:space="preserve">). Quoting either mean without its</w:t>
-      </w:r>
-      <w:r>
-        <w:t xml:space="preserve"> </w:t>
-      </w:r>
-      <w:r>
-        <w:t xml:space="preserve">range would flatter the panel, and the endpoints at the bottom of those ranges are named wherever the</w:t>
-      </w:r>
-      <w:r>
-        <w:t xml:space="preserve"> </w:t>
-      </w:r>
-      <w:r>
-        <w:t xml:space="preserve">means appear.</w:t>
+        <w:t xml:space="preserve">models_rf/binder_modes.json</w:t>
+      </w:r>
+      <w:r>
+        <w:t xml:space="preserve">). That sensitivity figure was corrected during the writing of this</w:t>
+      </w:r>
+      <w:r>
+        <w:t xml:space="preserve"> </w:t>
+      </w:r>
+      <w:r>
+        <w:t xml:space="preserve">thesis, having previously read 0.8983 through a set that was mostly training compounds; Chapter 5</w:t>
+      </w:r>
+      <w:r>
+        <w:t xml:space="preserve"> </w:t>
+      </w:r>
+      <w:r>
+        <w:t xml:space="preserve">sets out the defect and its repair. Quoting either mean without its range would flatter the panel,</w:t>
+      </w:r>
+      <w:r>
+        <w:t xml:space="preserve"> </w:t>
+      </w:r>
+      <w:r>
+        <w:t xml:space="preserve">and the endpoints at the bottom of those ranges are named wherever the means appear.</w:t>
       </w:r>
     </w:p>
     <w:p>
@@ -1994,7 +2012,7 @@
         <w:t xml:space="preserve"> </w:t>
       </w:r>
       <w:r>
-        <w:t xml:space="preserve">independent observations: 36 targets fire across approved drugs but span only 16 independent</w:t>
+        <w:t xml:space="preserve">independent observations: 37 targets fire across approved drugs but span only 16 independent</w:t>
       </w:r>
       <w:r>
         <w:t xml:space="preserve"> </w:t>
@@ -2024,13 +2042,13 @@
         <w:t xml:space="preserve"> </w:t>
       </w:r>
       <w:r>
-        <w:t xml:space="preserve">target, 949 returned no actionable disease signal, a specificity of 0.949 with a 95 per cent interval</w:t>
-      </w:r>
-      <w:r>
-        <w:t xml:space="preserve"> </w:t>
-      </w:r>
-      <w:r>
-        <w:t xml:space="preserve">of 0.9336 to 0.961 (</w:t>
+        <w:t xml:space="preserve">target, 925 returned no actionable disease signal, a specificity of 0.925 with a 95 per cent interval</w:t>
+      </w:r>
+      <w:r>
+        <w:t xml:space="preserve"> </w:t>
+      </w:r>
+      <w:r>
+        <w:t xml:space="preserve">of 0.907 to 0.9397 (</w:t>
       </w:r>
       <w:r>
         <w:rPr>

--- a/thesis/docx/chapter01_introduction.docx
+++ b/thesis/docx/chapter01_introduction.docx
@@ -1967,13 +1967,13 @@
           <w:b/>
           <w:bCs/>
         </w:rPr>
-        <w:t xml:space="preserve">Four of nine falsification hypotheses were refuted</w:t>
-      </w:r>
-      <w:r>
-        <w:t xml:space="preserve"> </w:t>
-      </w:r>
-      <w:r>
-        <w:t xml:space="preserve">and are reported as refuted</w:t>
+        <w:t xml:space="preserve">Four of ten falsification hypotheses were refuted and two more weakened</w:t>
+      </w:r>
+      <w:r>
+        <w:t xml:space="preserve"> </w:t>
+      </w:r>
+      <w:r>
+        <w:t xml:space="preserve">and are reported as such</w:t>
       </w:r>
       <w:r>
         <w:t xml:space="preserve"> </w:t>
@@ -2006,7 +2006,7 @@
         <w:t xml:space="preserve"> </w:t>
       </w:r>
       <w:r>
-        <w:t xml:space="preserve">reflects the operating point rather than a non-discriminative model. And engaged targets are not</w:t>
+        <w:t xml:space="preserve">reflects the operating point rather than a non-discriminative model. Engaged targets are not</w:t>
       </w:r>
       <w:r>
         <w:t xml:space="preserve"> </w:t>
@@ -2018,7 +2018,25 @@
         <w:t xml:space="preserve"> </w:t>
       </w:r>
       <w:r>
-        <w:t xml:space="preserve">directions.</w:t>
+        <w:t xml:space="preserve">directions. And the barrier model’s advantage over a fitted rule on twelve descriptors, clear on the</w:t>
+      </w:r>
+      <w:r>
+        <w:t xml:space="preserve"> </w:t>
+      </w:r>
+      <w:r>
+        <w:t xml:space="preserve">training distribution, is not established on approved drugs the model has never seen, a tenth</w:t>
+      </w:r>
+      <w:r>
+        <w:t xml:space="preserve"> </w:t>
+      </w:r>
+      <w:r>
+        <w:t xml:space="preserve">hypothesis written after the suite itself noted that no test examined the one component every</w:t>
+      </w:r>
+      <w:r>
+        <w:t xml:space="preserve"> </w:t>
+      </w:r>
+      <w:r>
+        <w:t xml:space="preserve">disease score is gated by.</w:t>
       </w:r>
     </w:p>
     <w:p>

--- a/thesis/docx/chapter01_introduction.docx
+++ b/thesis/docx/chapter01_introduction.docx
@@ -38,19 +38,7 @@
         <w:t xml:space="preserve"> </w:t>
       </w:r>
       <w:r>
-        <w:t xml:space="preserve">other therapeutic area</w:t>
-      </w:r>
-      <w:r>
-        <w:t xml:space="preserve"> </w:t>
-      </w:r>
-      <w:r>
-        <w:rPr>
-          <w:rStyle w:val="VerbatimChar"/>
-        </w:rPr>
-        <w:t xml:space="preserve">[REF NEEDED: a citable attrition series, for example Kola and Landis, or a CNS-specific success-rate analysis]</w:t>
-      </w:r>
-      <w:r>
-        <w:t xml:space="preserve">. The failures are expensive precisely because they are late: a</w:t>
+        <w:t xml:space="preserve">other therapeutic area [4]. The failures are expensive precisely because they are late: a</w:t>
       </w:r>
       <w:r>
         <w:t xml:space="preserve"> </w:t>
@@ -121,7 +109,7 @@
         <w:t xml:space="preserve"> </w:t>
       </w:r>
       <w:r>
-        <w:t xml:space="preserve">exclude them in the first place [8]. A programme that optimises affinity without tracking exposure</w:t>
+        <w:t xml:space="preserve">exclude them in the first place [5]. A programme that optimises affinity without tracking exposure</w:t>
       </w:r>
       <w:r>
         <w:t xml:space="preserve"> </w:t>
@@ -166,7 +154,7 @@
         <w:t xml:space="preserve"> </w:t>
       </w:r>
       <w:r>
-        <w:t xml:space="preserve">attrition [13]. Sometimes it is fatal on the efficacy axis, when the mechanism reached is not the</w:t>
+        <w:t xml:space="preserve">attrition [17]. Sometimes it is fatal on the efficacy axis, when the mechanism reached is not the</w:t>
       </w:r>
       <w:r>
         <w:t xml:space="preserve"> </w:t>
@@ -918,7 +906,7 @@
         <w:t xml:space="preserve"> </w:t>
       </w:r>
       <w:r>
-        <w:t xml:space="preserve">[29]. Total ratio counts drug bound to tissue lipid, which cannot engage a receptor. This thesis</w:t>
+        <w:t xml:space="preserve">[6]. Total ratio counts drug bound to tissue lipid, which cannot engage a receptor. This thesis</w:t>
       </w:r>
       <w:r>
         <w:t xml:space="preserve"> </w:t>
@@ -1133,46 +1121,43 @@
         <w:t xml:space="preserve">Physicochemical and ADMET predictors</w:t>
       </w:r>
       <w:r>
-        <w:t xml:space="preserve"> </w:t>
-      </w:r>
-      <w:r>
-        <w:t xml:space="preserve">estimate barrier penetration, permeability, efflux liability</w:t>
-      </w:r>
-      <w:r>
-        <w:t xml:space="preserve"> </w:t>
-      </w:r>
-      <w:r>
-        <w:t xml:space="preserve">and related properties from structure. They answer the exposure question, often well, and they say</w:t>
-      </w:r>
-      <w:r>
-        <w:t xml:space="preserve"> </w:t>
-      </w:r>
-      <w:r>
-        <w:t xml:space="preserve">nothing about pharmacology. The best-known heuristic in this family, the CNS multiparameter</w:t>
-      </w:r>
-      <w:r>
-        <w:t xml:space="preserve"> </w:t>
-      </w:r>
-      <w:r>
-        <w:t xml:space="preserve">optimisation score, is explicitly a desirability function over six physicochemical properties and was</w:t>
-      </w:r>
-      <w:r>
-        <w:t xml:space="preserve"> </w:t>
-      </w:r>
-      <w:r>
-        <w:t xml:space="preserve">presented as a design aid rather than a model of activity [11]. Used as intended it is valuable. Used</w:t>
-      </w:r>
-      <w:r>
-        <w:t xml:space="preserve"> </w:t>
-      </w:r>
-      <w:r>
-        <w:t xml:space="preserve">as a proxy for central activity it is a category error, since it contains no information about any</w:t>
-      </w:r>
-      <w:r>
-        <w:t xml:space="preserve"> </w:t>
-      </w:r>
-      <w:r>
-        <w:t xml:space="preserve">target.</w:t>
+        <w:t xml:space="preserve">, among them SwissADME [36], ADMETlab [37], pkCSM [38] and</w:t>
+      </w:r>
+      <w:r>
+        <w:t xml:space="preserve"> </w:t>
+      </w:r>
+      <w:r>
+        <w:t xml:space="preserve">admetSAR [39], estimate barrier penetration, permeability, efflux liability and related properties</w:t>
+      </w:r>
+      <w:r>
+        <w:t xml:space="preserve"> </w:t>
+      </w:r>
+      <w:r>
+        <w:t xml:space="preserve">from structure. They answer the exposure question, often well, and they say nothing about</w:t>
+      </w:r>
+      <w:r>
+        <w:t xml:space="preserve"> </w:t>
+      </w:r>
+      <w:r>
+        <w:t xml:space="preserve">pharmacology. The best-known heuristic in this family, the CNS multiparameter optimisation score, is</w:t>
+      </w:r>
+      <w:r>
+        <w:t xml:space="preserve"> </w:t>
+      </w:r>
+      <w:r>
+        <w:t xml:space="preserve">explicitly a desirability function over six physicochemical properties and was presented as a design</w:t>
+      </w:r>
+      <w:r>
+        <w:t xml:space="preserve"> </w:t>
+      </w:r>
+      <w:r>
+        <w:t xml:space="preserve">aid rather than a model of activity [7]. Used as intended it is valuable. Used as a proxy for central</w:t>
+      </w:r>
+      <w:r>
+        <w:t xml:space="preserve"> </w:t>
+      </w:r>
+      <w:r>
+        <w:t xml:space="preserve">activity it is a category error, since it contains no information about any target.</w:t>
       </w:r>
     </w:p>
     <w:p>
@@ -1187,52 +1172,49 @@
         <w:t xml:space="preserve">Target-prediction servers</w:t>
       </w:r>
       <w:r>
-        <w:t xml:space="preserve"> </w:t>
-      </w:r>
-      <w:r>
-        <w:t xml:space="preserve">rank probable protein targets for a submitted structure, typically by</w:t>
-      </w:r>
-      <w:r>
-        <w:t xml:space="preserve"> </w:t>
-      </w:r>
-      <w:r>
-        <w:t xml:space="preserve">similarity to annotated ligands. They answer the engagement question, and they are agnostic about</w:t>
-      </w:r>
-      <w:r>
-        <w:t xml:space="preserve"> </w:t>
-      </w:r>
-      <w:r>
-        <w:t xml:space="preserve">whether the compound reaches the tissue in which those targets sit. Similarity-based target</w:t>
-      </w:r>
-      <w:r>
-        <w:t xml:space="preserve"> </w:t>
-      </w:r>
-      <w:r>
-        <w:t xml:space="preserve">prediction is a strong baseline and this thesis treats it as such rather than as a straw man: a</w:t>
-      </w:r>
-      <w:r>
-        <w:t xml:space="preserve"> </w:t>
-      </w:r>
-      <w:r>
-        <w:t xml:space="preserve">five-nearest-neighbour Tanimoto read-across is one of the five model families benchmarked in Chapter</w:t>
-      </w:r>
-      <w:r>
-        <w:t xml:space="preserve"> </w:t>
-      </w:r>
-      <w:r>
-        <w:t xml:space="preserve">3, and the falsification suite shows it recovering the correct target for 0.9726 of held-out</w:t>
-      </w:r>
-      <w:r>
-        <w:t xml:space="preserve"> </w:t>
-      </w:r>
-      <w:r>
-        <w:t xml:space="preserve">compounds against 0.0587 for a frequency baseline when the target family is represented in the index</w:t>
-      </w:r>
-      <w:r>
-        <w:t xml:space="preserve"> </w:t>
-      </w:r>
-      <w:r>
-        <w:t xml:space="preserve">(</w:t>
+        <w:t xml:space="preserve">, of which SwissTargetPrediction [40] is a widely used example, rank</w:t>
+      </w:r>
+      <w:r>
+        <w:t xml:space="preserve"> </w:t>
+      </w:r>
+      <w:r>
+        <w:t xml:space="preserve">probable protein targets for a submitted structure, typically by similarity to annotated ligands. They</w:t>
+      </w:r>
+      <w:r>
+        <w:t xml:space="preserve"> </w:t>
+      </w:r>
+      <w:r>
+        <w:t xml:space="preserve">answer the engagement question, and they are agnostic about whether the compound reaches the tissue in</w:t>
+      </w:r>
+      <w:r>
+        <w:t xml:space="preserve"> </w:t>
+      </w:r>
+      <w:r>
+        <w:t xml:space="preserve">which those targets sit. Similarity-based target prediction is a strong baseline and this thesis</w:t>
+      </w:r>
+      <w:r>
+        <w:t xml:space="preserve"> </w:t>
+      </w:r>
+      <w:r>
+        <w:t xml:space="preserve">treats it as such rather than as a straw man: a five-nearest-neighbour Tanimoto read-across is one of</w:t>
+      </w:r>
+      <w:r>
+        <w:t xml:space="preserve"> </w:t>
+      </w:r>
+      <w:r>
+        <w:t xml:space="preserve">the five model families benchmarked in Chapter 3, and the falsification suite shows it recovering the</w:t>
+      </w:r>
+      <w:r>
+        <w:t xml:space="preserve"> </w:t>
+      </w:r>
+      <w:r>
+        <w:t xml:space="preserve">correct target for 0.9726 of held-out compounds against 0.0587 for a frequency baseline when the</w:t>
+      </w:r>
+      <w:r>
+        <w:t xml:space="preserve"> </w:t>
+      </w:r>
+      <w:r>
+        <w:t xml:space="preserve">target family is represented in the index (</w:t>
       </w:r>
       <w:r>
         <w:rPr>
@@ -1241,13 +1223,13 @@
         <w:t xml:space="preserve">inversion/results/H5_readacross_value.csv</w:t>
       </w:r>
       <w:r>
-        <w:t xml:space="preserve">). That is a genuine capability. What it does not</w:t>
-      </w:r>
-      <w:r>
-        <w:t xml:space="preserve"> </w:t>
-      </w:r>
-      <w:r>
-        <w:t xml:space="preserve">include is exposure.</w:t>
+        <w:t xml:space="preserve">). That is a</w:t>
+      </w:r>
+      <w:r>
+        <w:t xml:space="preserve"> </w:t>
+      </w:r>
+      <w:r>
+        <w:t xml:space="preserve">genuine capability. What it does not include is exposure.</w:t>
       </w:r>
     </w:p>
     <w:p>
@@ -1271,7 +1253,7 @@
         <w:t xml:space="preserve"> </w:t>
       </w:r>
       <w:r>
-        <w:t xml:space="preserve">curated permeability datasets [27]. They are the exposure axis in isolation.</w:t>
+        <w:t xml:space="preserve">curated permeability datasets [3]. They are the exposure axis in isolation.</w:t>
       </w:r>
     </w:p>
     <w:p>
@@ -1279,10 +1261,13 @@
         <w:pStyle w:val="BodyText"/>
       </w:pPr>
       <w:r>
-        <w:rPr>
-          <w:rStyle w:val="VerbatimChar"/>
-        </w:rPr>
-        <w:t xml:space="preserve">[REF NEEDED: verified citations for the specific servers named in the comparison, namely SwissADME, ADMETlab, pkCSM, admetSAR and SwissTargetPrediction. None is currently in references.md, and the comparison table in docs/BS_BENCHMARK_ANALYSIS.md carries no citations. These must be resolved through the same CrossRef and Europe PMC pipeline that produced the existing thirty-two entries before this section can be submitted.]</w:t>
+        <w:t xml:space="preserve">None of these five servers couples exposure, target engagement and disease relevance in one</w:t>
+      </w:r>
+      <w:r>
+        <w:t xml:space="preserve"> </w:t>
+      </w:r>
+      <w:r>
+        <w:t xml:space="preserve">calibrated output, which is the gap the next section names directly.</w:t>
       </w:r>
     </w:p>
     <w:p>
@@ -1362,13 +1347,13 @@
         <w:t xml:space="preserve"> </w:t>
       </w:r>
       <w:r>
-        <w:t xml:space="preserve">calibrated probability, an empirically verified conformal coverage statement [14], and an</w:t>
-      </w:r>
-      <w:r>
-        <w:t xml:space="preserve"> </w:t>
-      </w:r>
-      <w:r>
-        <w:t xml:space="preserve">applicability-domain distance [7] for every value it returns.</w:t>
+        <w:t xml:space="preserve">calibrated probability, an empirically verified conformal coverage statement [27], and an</w:t>
+      </w:r>
+      <w:r>
+        <w:t xml:space="preserve"> </w:t>
+      </w:r>
+      <w:r>
+        <w:t xml:space="preserve">applicability-domain distance [28] for every value it returns.</w:t>
       </w:r>
     </w:p>
     <w:p>
@@ -1580,13 +1565,13 @@
         <w:t xml:space="preserve">228,200 measured compound-endpoint records over 63 tables</w:t>
       </w:r>
       <w:r>
-        <w:t xml:space="preserve">, drawn from ChEMBL [30], BindingDB</w:t>
-      </w:r>
-      <w:r>
-        <w:t xml:space="preserve"> </w:t>
-      </w:r>
-      <w:r>
-        <w:t xml:space="preserve">[19], B3DB [27], Therapeutics Data Commons [28] and MoleculeNet [23]. Each endpoint is fitted on its</w:t>
+        <w:t xml:space="preserve">, drawn from ChEMBL [1], BindingDB</w:t>
+      </w:r>
+      <w:r>
+        <w:t xml:space="preserve"> </w:t>
+      </w:r>
+      <w:r>
+        <w:t xml:space="preserve">[2], B3DB [3], Therapeutics Data Commons [18] and MoleculeNet [19]. Each endpoint is fitted on its</w:t>
       </w:r>
       <w:r>
         <w:t xml:space="preserve"> </w:t>
@@ -1666,7 +1651,7 @@
         <w:t xml:space="preserve"> </w:t>
       </w:r>
       <w:r>
-        <w:t xml:space="preserve">drawn from property-matched decoys [12]. A censored bound settles a label whenever the whole interval</w:t>
+        <w:t xml:space="preserve">drawn from property-matched decoys [29]. A censored bound settles a label whenever the whole interval</w:t>
       </w:r>
       <w:r>
         <w:t xml:space="preserve"> </w:t>
@@ -2187,13 +2172,13 @@
         <w:t xml:space="preserve"> </w:t>
       </w:r>
       <w:r>
-        <w:t xml:space="preserve">reporting rather than of algorithm. The estimator is a random forest [4] over an ECFP-4 fingerprint</w:t>
-      </w:r>
-      <w:r>
-        <w:t xml:space="preserve"> </w:t>
-      </w:r>
-      <w:r>
-        <w:t xml:space="preserve">[10] and twelve descriptors. None of those components is new. What has not been assembled elsewhere,</w:t>
+        <w:t xml:space="preserve">reporting rather than of algorithm. The estimator is a random forest [22] over an ECFP-4 fingerprint</w:t>
+      </w:r>
+      <w:r>
+        <w:t xml:space="preserve"> </w:t>
+      </w:r>
+      <w:r>
+        <w:t xml:space="preserve">[20] and twelve descriptors. None of those components is new. What has not been assembled elsewhere,</w:t>
       </w:r>
       <w:r>
         <w:t xml:space="preserve"> </w:t>
